--- a/paper/STG-Mol_论文_v4.2_中文.docx
+++ b/paper/STG-Mol_论文_v4.2_中文.docx
@@ -234,7 +234,7 @@
           <w:i w:val="0"/>
           <w:sz w:val="21"/>
         </w:rPr>
-        <w:t xml:space="preserve">：在自建的 leakage-free NLRP3 数据集上（2520 分子，5 个已发表抑制剂及其 Tanimoto ≥ 0.7 邻居显式移至外部验证集，其余按 8:1:1 划分），我们遵循 MoleculeNet 惯例同时报告 </w:t>
+        <w:t xml:space="preserve">：在自建的 leakage-free NLRP3 数据集上（2521 分子，5 个已发表抑制剂及其 Tanimoto ≥ 0.7 邻居显式移至外部验证集，其余按 8:1:1 划分），我们遵循 MoleculeNet 惯例同时报告 </w:t>
       </w:r>
       <w:r>
         <w:rPr>
@@ -396,7 +396,7 @@
           <w:i w:val="0"/>
           <w:sz w:val="21"/>
         </w:rPr>
-        <w:t>——预测概率与训练集 Tanimoto 距离单调正相关；阈值 0.5 下召回 2/5（MCC950、CY-09），另外 3 个深度 OOD 骨架（Tranilast、OLT1177、Oridonin；Tanimoto ≤ 0.40）获得低置信度输出。这一召回上限反映了任何</w:t>
+        <w:t>——预测概率与训练集 Tanimoto 相似度呈正相关趋势（Spearman ρ = 0.80，n = 5；见表 5.5）；阈值 0.5 下召回 2/5（MCC950、CY-09），另外 3 个骨架（Tranilast、OLT1177、Oridonin）获得低置信度输出。这一召回上限反映了任何</w:t>
       </w:r>
       <w:r>
         <w:rPr>
@@ -432,7 +432,7 @@
           <w:i w:val="0"/>
           <w:sz w:val="21"/>
         </w:rPr>
-        <w:t>的联合部署方案。将该 AD-gated 方案应用于 ZINC 库 880 万分子筛选后，识别出 8 个具备完整多层次计算证据链（分子对接、100 ns 分子动力学、MMPBSA 结合自由能、ADMET 药物性质评估）的候选化合物。</w:t>
+        <w:t>的联合部署方案。在双精度级联协议下将 STG-Mol 应用于 ZINC 库 880 万分子筛选后，识别出 8 个具备完整多层次计算证据链（分子对接、100 ns 分子动力学、MMPBSA 结合自由能、ADMET 药物性质评估）的候选化合物。</w:t>
       </w:r>
       <w:r>
         <w:rPr>
@@ -704,7 +704,7 @@
           <w:i w:val="0"/>
           <w:sz w:val="21"/>
         </w:rPr>
-        <w:t>与变构调控位点的存在使得传统 QSAR 方法难以精确刻画结构-活性关系 [11]。</w:t>
+        <w:t>与变构调控位点的存在使得传统 QSAR 方法难以精确刻画结构-活性关系 [49]。</w:t>
       </w:r>
       <w:r>
         <w:rPr>
@@ -803,7 +803,7 @@
           <w:i w:val="0"/>
           <w:sz w:val="21"/>
         </w:rPr>
-        <w:t>（Mol2Vec [12]、ChemBERTa [13]）以字符串或指纹形式编码分子；</w:t>
+        <w:t>（Mol2Vec [16]、ChemBERTa [17]）以字符串或指纹形式编码分子；</w:t>
       </w:r>
       <w:r>
         <w:rPr>
@@ -821,7 +821,7 @@
           <w:i w:val="0"/>
           <w:sz w:val="21"/>
         </w:rPr>
-        <w:t>（GCN [14]、GAT [15]、D-MPNN [16]、AttentiveFP [17]）通过图神经网络学习拓扑连接特征；</w:t>
+        <w:t>（GCN [19]、GAT [20]、D-MPNN [21]、AttentiveFP [22]）通过图神经网络学习拓扑连接特征；</w:t>
       </w:r>
       <w:r>
         <w:rPr>
@@ -839,7 +839,7 @@
           <w:i w:val="0"/>
           <w:sz w:val="21"/>
         </w:rPr>
-        <w:t>（SchNet [18]、DimeNet [19]、SphereNet [20]）基于分子构象坐标建模空间几何。三种表征刻画分子活性决定因素的不同物理化学维度，任一单一范式均存在信息盲区，这一根本性局限催生了多模态分子学习范式。</w:t>
+        <w:t>（SchNet [24]、DimeNet [25]、SphereNet [26]）基于分子构象坐标建模空间几何。三种表征刻画分子活性决定因素的不同物理化学维度，任一单一范式均存在信息盲区，这一根本性局限催生了多模态分子学习范式。</w:t>
       </w:r>
     </w:p>
     <w:p>
@@ -890,7 +890,7 @@
           <w:i w:val="0"/>
           <w:sz w:val="21"/>
         </w:rPr>
-        <w:t>（MolCLR [21]、Uni-Mol [22]、GEM [23]、KPGT [24]）通过大规模自监督预训练对齐多模态表征，虽表现优异，但存在两大应用瓶颈：预训练需要</w:t>
+        <w:t>（MolCLR [31]、Uni-Mol [30]、GEM [32]、KPGT [33]）通过大规模自监督预训练对齐多模态表征，虽表现优异，但存在两大应用瓶颈：预训练需要</w:t>
       </w:r>
       <w:r>
         <w:rPr>
@@ -1313,7 +1313,7 @@
           <w:i w:val="0"/>
           <w:sz w:val="21"/>
         </w:rPr>
-        <w:t>过去十年，人工智能技术在药物发现全流程中发挥日益重要的作用。在靶点识别与验证阶段，图神经网络的蛋白-蛋白相互作用预测 [25]、Transformer 蛋白结构预测（AlphaFold [26]）大幅加速了新靶点发现；在苗头化合物发现阶段，深度学习虚拟筛选 [27]、生成模型驱动的分子从头设计 [28]、强化学习分子优化 [29] 逐步替代传统 QSAR；在临床前评估阶段，深度 ADMET 预测模型 [30] 与图神经网络性质预测 [31] 显著提升了成药性评估效率。</w:t>
+        <w:t>过去十年，人工智能技术在药物发现全流程中发挥日益重要的作用。在靶点识别与验证阶段，图神经网络的蛋白-蛋白相互作用预测、Transformer 蛋白结构预测（AlphaFold）大幅加速了新靶点发现；在苗头化合物发现阶段，深度学习虚拟筛选、生成模型驱动的分子从头设计、强化学习分子优化逐步替代传统 QSAR；在临床前评估阶段，深度 ADMET 预测模型与图神经网络性质预测显著提升了成药性评估效率。</w:t>
       </w:r>
     </w:p>
     <w:p>
@@ -1352,7 +1352,7 @@
           <w:i w:val="0"/>
           <w:sz w:val="21"/>
         </w:rPr>
-        <w:t>：Morgan/ECFP 指纹 [32]、Mol2Vec [12]、ChemBERTa [13]、MolFormer [33]。</w:t>
+        <w:t>：Morgan/ECFP 指纹 [18]、Mol2Vec [16]、ChemBERTa [17]、MolFormer [29]。</w:t>
       </w:r>
       <w:r>
         <w:rPr>
@@ -1370,7 +1370,7 @@
           <w:i w:val="0"/>
           <w:sz w:val="21"/>
         </w:rPr>
-        <w:t>：GCN [14]、GAT [15]、MPNN [34]、D-MPNN [16]、AttentiveFP [17]。</w:t>
+        <w:t>：GCN [19]、GAT [20]、MPNN [23]、D-MPNN [21]、AttentiveFP [22]。</w:t>
       </w:r>
       <w:r>
         <w:rPr>
@@ -1388,7 +1388,7 @@
           <w:i w:val="0"/>
           <w:sz w:val="21"/>
         </w:rPr>
-        <w:t>：SchNet [18]、DimeNet [19]、SphereNet [20]、EGNN [35]、PaiNN [36]。三种范式互补但均存在信息盲区。</w:t>
+        <w:t>：SchNet [24]、DimeNet [25]、SphereNet [26]、EGNN [27]、PaiNN [28]。三种范式互补但均存在信息盲区。</w:t>
       </w:r>
     </w:p>
     <w:p>
@@ -1427,7 +1427,7 @@
           <w:i w:val="0"/>
           <w:sz w:val="21"/>
         </w:rPr>
-        <w:t>：拼接融合、门控融合 [37]、双线性池化 [38]、MMFuse [39] 等。</w:t>
+        <w:t>：拼接融合、门控融合、双线性池化、MMFuse 等。</w:t>
       </w:r>
       <w:r>
         <w:rPr>
@@ -1445,7 +1445,7 @@
           <w:i w:val="0"/>
           <w:sz w:val="21"/>
         </w:rPr>
-        <w:t>：MolCLR [21]、Uni-Mol [22]、GEM [23]、KPGT [24]。</w:t>
+        <w:t>：MolCLR [31]、Uni-Mol [30]、GEM [32]、KPGT [33]。</w:t>
       </w:r>
     </w:p>
     <w:p>
@@ -1491,7 +1491,7 @@
           <w:i w:val="0"/>
           <w:sz w:val="21"/>
         </w:rPr>
-        <w:t>多任务学习通过共享底层表征并联合优化多个相关任务，能够引入归纳偏差、缓解小样本过拟合。在分子性质预测领域，MolTrans [MolT]、Chemprop 多任务扩展 [29] 等工作已展示了多任务框架的价值。</w:t>
+        <w:t>多任务学习通过共享底层表征并联合优化多个相关任务，能够引入归纳偏差、缓解小样本过拟合。在分子性质预测领域，MolTrans、Chemprop 多任务扩展等工作已展示了多任务框架的价值。</w:t>
       </w:r>
       <w:r>
         <w:rPr>
@@ -1566,7 +1566,7 @@
           <w:i w:val="0"/>
           <w:sz w:val="21"/>
         </w:rPr>
-        <w:t>（AutoDock Vina [40]、Glide [41]、GOLD [42]、DOCK 3.7 [43]）单分子耗时长；</w:t>
+        <w:t>（AutoDock Vina [56]、Glide、GOLD、DOCK 3.7）单分子耗时长；</w:t>
       </w:r>
       <w:r>
         <w:rPr>
@@ -1584,7 +1584,7 @@
           <w:i w:val="0"/>
           <w:sz w:val="21"/>
         </w:rPr>
-        <w:t>（DeepChem [44]、ChemProp [29]、Deep Docking [46]、MolPAL [47]）显著提升通量；</w:t>
+        <w:t>（DeepChem、ChemProp [21]、Deep Docking、MolPAL）显著提升通量；</w:t>
       </w:r>
       <w:r>
         <w:rPr>
@@ -1602,7 +1602,7 @@
           <w:i w:val="0"/>
           <w:sz w:val="21"/>
         </w:rPr>
-        <w:t>（V-SYNTHES [48]、Graff [33] 等）将多阶段策略与深度学习结合。</w:t>
+        <w:t>（V-SYNTHES、Graff 等）将多阶段策略与深度学习结合。</w:t>
       </w:r>
     </w:p>
     <w:p>
@@ -1668,7 +1668,7 @@
           <w:i w:val="0"/>
           <w:sz w:val="21"/>
         </w:rPr>
-        <w:t>（含硫脲结构，抑制 ATPase 活性）[50]；</w:t>
+        <w:t>（含硫脲结构，抑制 ATPase 活性）[11]；</w:t>
       </w:r>
       <w:r>
         <w:rPr>
@@ -1686,7 +1686,7 @@
           <w:i w:val="0"/>
           <w:sz w:val="21"/>
         </w:rPr>
-        <w:t>（Oridonin [51]、Tranilast [52]）。计算研究多为对接分析或经典 QSAR，缺少端到端 AI 全流程 + 完整多层次验证 + 多任务活性-ADMET 联合预测的整合工作。</w:t>
+        <w:t>（Oridonin [12]、Tranilast [13]）。计算研究多为对接分析或经典 QSAR，缺少端到端 AI 全流程 + 完整多层次验证 + 多任务活性-ADMET 联合预测的整合工作。</w:t>
       </w:r>
     </w:p>
     <w:p>
@@ -1876,7 +1876,7 @@
           <w:i w:val="0"/>
           <w:sz w:val="21"/>
         </w:rPr>
-        <w:t>SMILES 通过 Mol2Vec [12] 预训练模型映射为片段嵌入序列，经均值池化得到 300 维分子语义向量，再经全连接投影层降至融合维度 d = 112。</w:t>
+        <w:t>SMILES 通过 Mol2Vec [16] 预训练模型映射为片段嵌入序列，经均值池化得到 300 维分子语义向量，再经全连接投影层降至融合维度 d = 112。</w:t>
       </w:r>
     </w:p>
     <w:p>
@@ -1906,7 +1906,7 @@
           <w:i w:val="0"/>
           <w:sz w:val="21"/>
         </w:rPr>
-        <w:t>采用 D-MPNN [16]，沿有向边传递消息避免节点级 MPNN 中信息回路重复。</w:t>
+        <w:t>采用 D-MPNN [21]，沿有向边传递消息避免节点级 MPNN 中信息回路重复。</w:t>
       </w:r>
       <w:r>
         <w:rPr>
@@ -1954,7 +1954,7 @@
           <w:i w:val="0"/>
           <w:sz w:val="21"/>
         </w:rPr>
-        <w:t>采用 SphereNet [20] 编码三维构象。通过 ETKDGv3 + MMFF94s 生成能量最低构象作为几何输入，交互块层数 T = 3，径向基 K = 6，球面基 = 7，截断半径 8 Å。</w:t>
+        <w:t>采用 SphereNet [26] 编码三维构象。通过 ETKDGv3 + MMFF94s 生成能量最低构象作为几何输入，交互块层数 T = 3，径向基 K = 6，球面基 = 7，截断半径 8 Å。</w:t>
       </w:r>
     </w:p>
     <w:p>
@@ -2366,7 +2366,7 @@
           <w:i w:val="0"/>
           <w:sz w:val="21"/>
         </w:rPr>
-        <w:t xml:space="preserve"> [63] 结合</w:t>
+        <w:t xml:space="preserve"> [77] 结合</w:t>
       </w:r>
       <w:r>
         <w:rPr>
@@ -2874,7 +2874,7 @@
           <w:i w:val="0"/>
           <w:sz w:val="21"/>
         </w:rPr>
-        <w:t>：多任务学习通过共享底层表征提供了强正则化，5-seed 标准差从 0.0134 降至 0.0077，模型显著更稳定。</w:t>
+        <w:t>：多任务学习通过共享底层表征提供了强正则化，5-seed ROC-AUC 标准差从 0.0134 降至 0.0077（下降 42%）。</w:t>
       </w:r>
       <w:r>
         <w:rPr>
@@ -2892,7 +2892,7 @@
           <w:i w:val="0"/>
           <w:sz w:val="21"/>
         </w:rPr>
-        <w:t xml:space="preserve">：主任务 Test ROC-AUC 从 0.9548 提升至 </w:t>
+        <w:t xml:space="preserve">：在模态消融训练协议下，5-seed 均值 Test ROC-AUC 从 0.9440 提升至 </w:t>
       </w:r>
       <w:r>
         <w:rPr>
@@ -2901,7 +2901,7 @@
           <w:i w:val="0"/>
           <w:sz w:val="21"/>
         </w:rPr>
-        <w:t>0.9591</w:t>
+        <w:t>0.9487</w:t>
       </w:r>
       <w:r>
         <w:rPr>
@@ -2910,7 +2910,7 @@
           <w:i w:val="0"/>
           <w:sz w:val="21"/>
         </w:rPr>
-        <w:t xml:space="preserve">，MCC 从 0.7770 提升至 </w:t>
+        <w:t xml:space="preserve">（+0.0047），ensemble 决策指标显著提升：F1 从 0.8727 至 </w:t>
       </w:r>
       <w:r>
         <w:rPr>
@@ -2919,6 +2919,24 @@
           <w:i w:val="0"/>
           <w:sz w:val="21"/>
         </w:rPr>
+        <w:t>0.8929</w:t>
+      </w:r>
+      <w:r>
+        <w:rPr>
+          <w:rFonts w:ascii="Times New Roman" w:hAnsi="Times New Roman" w:eastAsia="宋体"/>
+          <w:b w:val="0"/>
+          <w:i w:val="0"/>
+          <w:sz w:val="21"/>
+        </w:rPr>
+        <w:t xml:space="preserve">（+0.0202），MCC 从 0.8223 至 </w:t>
+      </w:r>
+      <w:r>
+        <w:rPr>
+          <w:rFonts w:ascii="Times New Roman" w:hAnsi="Times New Roman" w:eastAsia="宋体"/>
+          <w:b/>
+          <w:i w:val="0"/>
+          <w:sz w:val="21"/>
+        </w:rPr>
         <w:t>0.8502</w:t>
       </w:r>
       <w:r>
@@ -2928,7 +2946,7 @@
           <w:i w:val="0"/>
           <w:sz w:val="21"/>
         </w:rPr>
-        <w:t xml:space="preserve">（+0.0732），F1 从 0.8403 提升至 </w:t>
+        <w:t xml:space="preserve">（+0.0279），Recall 从 0.8889 至 </w:t>
       </w:r>
       <w:r>
         <w:rPr>
@@ -2937,7 +2955,7 @@
           <w:i w:val="0"/>
           <w:sz w:val="21"/>
         </w:rPr>
-        <w:t>0.8929</w:t>
+        <w:t>0.9259</w:t>
       </w:r>
       <w:r>
         <w:rPr>
@@ -2946,7 +2964,7 @@
           <w:i w:val="0"/>
           <w:sz w:val="21"/>
         </w:rPr>
-        <w:t>。</w:t>
+        <w:t>（+0.0370）。完整对比见表 5.3。</w:t>
       </w:r>
       <w:r>
         <w:rPr>
@@ -3607,7 +3625,7 @@
           <w:i w:val="0"/>
           <w:sz w:val="21"/>
         </w:rPr>
-        <w:t>（虚拟筛选核心）：BEDROC@α [Truchon &amp; Bayly, 2007]，α ∈ {20, 80, 160}（α = 20 为主指标，遵循原始推荐；α = 80、160 作为极早期识别区间的稳健性补充）。BEDROC ∈ [0, 1]，理论上限 1.0。</w:t>
+        <w:t>（虚拟筛选核心）：BEDROC@α [51]，α ∈ {20, 80, 160}（α = 20 为主指标，遵循原始推荐；α = 80、160 作为极早期识别区间的稳健性补充）。BEDROC ∈ [0, 1]，理论上限 1.0。</w:t>
       </w:r>
     </w:p>
     <w:p>
@@ -3799,7 +3817,7 @@
           <w:i w:val="0"/>
           <w:sz w:val="21"/>
         </w:rPr>
-        <w:t>，包括 ChemBERTa [13]、AttentiveFP [17]、D-MPNN [16]、SchNet [18]。</w:t>
+        <w:t>，包括 ChemBERTa [17]、AttentiveFP [22]、D-MPNN [21]、SchNet [24]。</w:t>
       </w:r>
     </w:p>
     <w:p>
@@ -3832,7 +3850,7 @@
           <w:i w:val="0"/>
           <w:sz w:val="21"/>
         </w:rPr>
-        <w:t>，涵盖 MolCLR [21]、Uni-Mol [22]、GEM [23]、MMFuse [39]。</w:t>
+        <w:t>，涵盖 MolCLR [31]、Uni-Mol [30]、GEM [32]、MMFuse。</w:t>
       </w:r>
     </w:p>
     <w:p>
@@ -3892,7 +3910,7 @@
           <w:i w:val="0"/>
           <w:sz w:val="21"/>
         </w:rPr>
-        <w:t>遵循 MoleculeNet 惯例 [Wu et al., 2018] 及近期虚拟筛选可复现性文献 [Tossou et al., 2023]，我们</w:t>
+        <w:t>遵循 MoleculeNet 惯例 [67]，我们</w:t>
       </w:r>
       <w:r>
         <w:rPr>
@@ -3980,7 +3998,7 @@
           <w:color w:val="323232"/>
           <w:sz w:val="19"/>
         </w:rPr>
-        <w:t>表 5.1  STG-Mol 与基线方法在 NLRP3 测试集上的对比——主协议：scaffold split（5-seed mean ± std）</w:t>
+        <w:t>表 5.1a  STG-Mol 与基线方法在 NLRP3 测试集上的对比——主协议：scaffold split（5-seed mean ± std）</w:t>
       </w:r>
     </w:p>
     <w:tbl>
@@ -10046,7 +10064,7 @@
           <w:i w:val="0"/>
           <w:sz w:val="21"/>
         </w:rPr>
-        <w:t>：虽然 Ensemble AUC（0.9590 vs 0.9591）在</w:t>
+        <w:t>：排序能力仅小幅提升（5-seed 均值 ROC-AUC 0.9440 → 0.9487，+0.0047），但</w:t>
       </w:r>
       <w:r>
         <w:rPr>
@@ -10055,7 +10073,7 @@
           <w:i w:val="0"/>
           <w:sz w:val="21"/>
         </w:rPr>
-        <w:t>排序能力</w:t>
+        <w:t>分类决策指标</w:t>
       </w:r>
       <w:r>
         <w:rPr>
@@ -10064,25 +10082,7 @@
           <w:i w:val="0"/>
           <w:sz w:val="21"/>
         </w:rPr>
-        <w:t>上相当，但</w:t>
-      </w:r>
-      <w:r>
-        <w:rPr>
-          <w:rFonts w:ascii="Times New Roman" w:hAnsi="Times New Roman" w:eastAsia="宋体"/>
-          <w:b/>
-          <w:i w:val="0"/>
-          <w:sz w:val="21"/>
-        </w:rPr>
-        <w:t>分类决策指标</w:t>
-      </w:r>
-      <w:r>
-        <w:rPr>
-          <w:rFonts w:ascii="Times New Roman" w:hAnsi="Times New Roman" w:eastAsia="宋体"/>
-          <w:b w:val="0"/>
-          <w:i w:val="0"/>
-          <w:sz w:val="21"/>
-        </w:rPr>
-        <w:t>（F1、MCC、Recall）均显著提升：F1 提升 +0.0202、MCC 提升 +0.0279、Recall 提升 +0.0370。这说明 ADMET 辅助任务提供的正则化让模型的决策边界更符合虚拟筛选的实际需求。</w:t>
+        <w:t>（F1、MCC、Recall，ensemble）均显著提升：F1 提升 +0.0202、MCC 提升 +0.0279、Recall 提升 +0.0370。这说明 ADMET 辅助任务提供的正则化让模型的决策边界更符合虚拟筛选的实际需求。</w:t>
       </w:r>
     </w:p>
     <w:p>
@@ -10263,7 +10263,7 @@
           <w:color w:val="323232"/>
           <w:sz w:val="19"/>
         </w:rPr>
-        <w:t>表 5.5  分层融合模块 leave-one-out 消融（V3-random 5-seed mean ± std）</w:t>
+        <w:t>表 5.4  分层融合模块 leave-one-out 消融（V3-random 5-seed mean ± std）</w:t>
       </w:r>
     </w:p>
     <w:tbl>
@@ -11123,7 +11123,7 @@
           <w:color w:val="323232"/>
           <w:sz w:val="19"/>
         </w:rPr>
-        <w:t>表 5.4  外部评估：5 个已发表 NLRP3 抑制剂的预测结果与 Tanimoto 分析</w:t>
+        <w:t>表 5.5  外部评估：5 个已发表 NLRP3 抑制剂的预测结果与 Tanimoto 分析</w:t>
       </w:r>
     </w:p>
     <w:tbl>
@@ -12204,7 +12204,7 @@
           <w:color w:val="323232"/>
           <w:sz w:val="19"/>
         </w:rPr>
-        <w:t>表 5.7  8 个候选化合物的分子对接与结合位点信息</w:t>
+        <w:t>表 5.6  8 个候选化合物的分子对接与结合位点信息</w:t>
       </w:r>
     </w:p>
     <w:tbl>
@@ -13094,7 +13094,7 @@
           <w:i w:val="0"/>
           <w:sz w:val="21"/>
         </w:rPr>
-        <w:t>Table 5.11</w:t>
+        <w:t>表 5.7</w:t>
       </w:r>
       <w:r>
         <w:rPr>
@@ -13119,7 +13119,7 @@
           <w:color w:val="323232"/>
           <w:sz w:val="19"/>
         </w:rPr>
-        <w:t>表 5.11  V3-random 5-seed 集成模型对 8 candidates 的独立验证</w:t>
+        <w:t>表 5.7  V3-random 5-seed 集成模型对 8 candidates 的独立验证</w:t>
       </w:r>
     </w:p>
     <w:tbl>
@@ -14441,7 +14441,7 @@
           <w:i w:val="0"/>
           <w:sz w:val="21"/>
         </w:rPr>
-        <w:t>结构新颖性</w:t>
+        <w:t>结构新颖性与 OOD 警示</w:t>
       </w:r>
       <w:r>
         <w:rPr>
@@ -14450,7 +14450,7 @@
           <w:i w:val="0"/>
           <w:sz w:val="21"/>
         </w:rPr>
-        <w:t xml:space="preserve">：所有 8 个候选平均 Tanimoto = 0.251，均 &lt; 0.4，位于训练集应用域之外（deep OOD）。这些候选来自第 5.4 节所述的 AD-gated 部署策略——即预测与正交的配体相似度与药效团证据结合，其 5.6.3–5.6.5 节的计算验证是主要支撑，而非仅凭活性概率。(iii) </w:t>
+        <w:t xml:space="preserve">：所有 8 个候选平均 Tanimoto = 0.251，均 &lt; 0.4，位于训练集应用域之外（deep OOD）。这是第 5.5 节级联筛选流程未显式采用 AD 门控（AD-gate）的直接后果（详见第 5.4 节部署建议及其"适用范围说明"）；其 5.6.3–5.6.5 节的计算验证是主要支撑，而非仅凭活性概率。(iii) </w:t>
       </w:r>
       <w:r>
         <w:rPr>
@@ -14840,7 +14840,7 @@
           <w:i w:val="0"/>
           <w:sz w:val="21"/>
         </w:rPr>
-        <w:t>：在 5 个已发表 NLRP3 抑制剂上 2/5 的召回率反映了当前公开 NLRP3 SAR 语料的组成（以 MCC950 类 diarylsulfonylurea 为主），任何纯数据驱动的单靶点模型在训练数据未扩充前均无法前瞻性召回 OLT1177（β-磺酰腈）与 Oridonin（萜类天然产物）等深度 OOD 骨架。我们的 AD-gated 部署策略（5.4 节）缓解但未消除该局限。（3）</w:t>
+        <w:t>：在 5 个已发表 NLRP3 抑制剂上 2/5 的召回率反映了当前公开 NLRP3 SAR 语料的组成（以 MCC950 类 diarylsulfonylurea 为主），任何纯数据驱动的单靶点模型在训练数据未扩充前均无法前瞻性召回 OLT1177（β-磺酰腈）与 Oridonin（萜类天然产物）等深度 OOD 骨架。第 5.4 节的 AD-gated 部署建议缓解但未消除该局限，且尚未回溯性应用到第 5.5 节的级联流程（列入下一次迭代计划）。（3）</w:t>
       </w:r>
       <w:r>
         <w:rPr>
@@ -15026,7 +15026,7 @@
           <w:i w:val="0"/>
           <w:sz w:val="21"/>
         </w:rPr>
-        <w:t>本研究围绕 NLRP3 抑制剂发现这一临床未满足需求，提出了 STG-Mol——一种融合分层多模态表征学习、活性-ADMET 多任务联合优化与双精度级联虚拟筛选的 in-silico 药物发现框架。在 leakage-free NLRP3 数据集上（2520 分子，5 个已发表抑制剂及其 Tanimoto ≥ 0.7 邻居显式移至外部验证集），我们并列报告两种评估协议：</w:t>
+        <w:t>本研究围绕 NLRP3 抑制剂发现这一临床未满足需求，提出了 STG-Mol——一种融合分层多模态表征学习、活性-ADMET 多任务联合优化与双精度级联虚拟筛选的 in-silico 药物发现框架。在 leakage-free NLRP3 数据集上（2521 分子，5 个已发表抑制剂及其 Tanimoto ≥ 0.7 邻居显式移至外部验证集），我们并列报告两种评估协议：</w:t>
       </w:r>
       <w:r>
         <w:rPr>
@@ -15242,7 +15242,7 @@
           <w:i w:val="0"/>
           <w:sz w:val="21"/>
         </w:rPr>
-        <w:t>的联合部署方案。在此 AD-gated 协议下将 STG-Mol 应用于 ZINC 库 880 万分子筛选，识别出 8 个具备完整多层次计算证据链（对接、100 ns MD、MMPBSA、联合 ADMET）的 in-silico 候选化合物，其中 ADMET 联合头预先预警 DILI 风险并为后续结构优化指明方向。</w:t>
+        <w:t>的联合部署方案。在双精度级联协议下将 STG-Mol 应用于 ZINC 库 880 万分子筛选，识别出 8 个具备完整多层次计算证据链（对接、100 ns MD、MMPBSA、联合 ADMET）的 in-silico 候选化合物，其中 ADMET 联合头预先预警 DILI 风险并为后续结构优化指明方向。</w:t>
       </w:r>
       <w:r>
         <w:rPr>

--- a/paper/STG-Mol_论文_v4.2_中文.docx
+++ b/paper/STG-Mol_论文_v4.2_中文.docx
@@ -1427,7 +1427,7 @@
           <w:i w:val="0"/>
           <w:sz w:val="21"/>
         </w:rPr>
-        <w:t>：拼接融合、门控融合、双线性池化、MMFuse 等。</w:t>
+        <w:t>：拼接融合、门控融合、双线性池化等。</w:t>
       </w:r>
       <w:r>
         <w:rPr>
@@ -1445,7 +1445,7 @@
           <w:i w:val="0"/>
           <w:sz w:val="21"/>
         </w:rPr>
-        <w:t>：MolCLR [31]、Uni-Mol [30]、GEM [32]、KPGT [33]。</w:t>
+        <w:t>：MolCLR [31]、Uni-Mol [30]、GEM [32]、KPGT [33]、GROVER [38]。</w:t>
       </w:r>
     </w:p>
     <w:p>
@@ -2629,7 +2629,7 @@
           <w:i w:val="0"/>
           <w:sz w:val="21"/>
         </w:rPr>
-        <w:t>基于 RDKit 药物化学规则生成五项二分类 ADMET 标签（无需外部 API）：</w:t>
+        <w:t>基于 RDKit [73] 药物化学规则生成五项二分类 ADMET 标签（无需外部 API）：</w:t>
       </w:r>
     </w:p>
     <w:p>
@@ -2653,7 +2653,7 @@
           <w:i w:val="0"/>
           <w:sz w:val="21"/>
         </w:rPr>
-        <w:t>：分子量 ≤ 500，LogP ≤ 5，H-bond 供体 ≤ 5，H-bond 受体 ≤ 10；</w:t>
+        <w:t xml:space="preserve"> [68]：分子量 ≤ 500，LogP ≤ 5，H-bond 供体 ≤ 5，H-bond 受体 ≤ 10；</w:t>
       </w:r>
     </w:p>
     <w:p>
@@ -2677,7 +2677,7 @@
           <w:i w:val="0"/>
           <w:sz w:val="21"/>
         </w:rPr>
-        <w:t>：Bickerton QED 药物相似性评分 &gt; 0.5；</w:t>
+        <w:t xml:space="preserve"> [69]：Bickerton QED 药物相似性评分 &gt; 0.5；</w:t>
       </w:r>
     </w:p>
     <w:p>
@@ -2701,7 +2701,7 @@
           <w:i w:val="0"/>
           <w:sz w:val="21"/>
         </w:rPr>
-        <w:t>：无泛频命中物结构警报；</w:t>
+        <w:t xml:space="preserve"> [70]：无泛频命中物结构警报；</w:t>
       </w:r>
     </w:p>
     <w:p>
@@ -2725,7 +2725,7 @@
           <w:i w:val="0"/>
           <w:sz w:val="21"/>
         </w:rPr>
-        <w:t>：Ertl SA 分数 &lt; 5；</w:t>
+        <w:t xml:space="preserve"> [71]：Ertl SA 分数 &lt; 5；</w:t>
       </w:r>
     </w:p>
     <w:p>
@@ -3144,7 +3144,7 @@
           <w:i w:val="0"/>
           <w:sz w:val="21"/>
         </w:rPr>
-        <w:t>：Butina 层次聚类（Morgan FP，Tanimoto 阈值 0.80）取代表性分子。</w:t>
+        <w:t>：Butina [76] 层次聚类（Morgan FP，Tanimoto 阈值 0.80）取代表性分子。</w:t>
       </w:r>
     </w:p>
     <w:p>
@@ -3231,7 +3231,7 @@
           <w:i w:val="0"/>
           <w:sz w:val="21"/>
         </w:rPr>
-        <w:t xml:space="preserve">：从 ChEMBL v33、PubChem、BindingDB 检索。以 IC₅₀ = 1 μM 为阈值并结合规则化置信度协议，构建 </w:t>
+        <w:t xml:space="preserve">：从 ChEMBL v33 [64]、PubChem [65]、BindingDB [66] 检索。以 IC₅₀ = 1 μM 为阈值并结合规则化置信度协议，构建 </w:t>
       </w:r>
       <w:r>
         <w:rPr>
@@ -3267,7 +3267,7 @@
           <w:i w:val="0"/>
           <w:sz w:val="21"/>
         </w:rPr>
-        <w:t>：所有数据策划标准（活性阈值、诱饵集、5 个已发表 NLRP3 抑制剂 MCC950、CY-09、OLT1177、Oridonin、Tranilast 及其 Tanimoto ≥ 0.7 邻居的显式移除）均在任何模型训练之前</w:t>
+        <w:t>：所有数据策划标准（活性阈值、诱饵集 DUD-E [52]、5 个已发表 NLRP3 抑制剂 MCC950、CY-09、OLT1177、Oridonin、Tranilast 及其 Tanimoto ≥ 0.7 邻居的显式移除）均在任何模型训练之前</w:t>
       </w:r>
       <w:r>
         <w:rPr>
@@ -3381,7 +3381,7 @@
           <w:i w:val="0"/>
           <w:sz w:val="21"/>
         </w:rPr>
-        <w:t>通过 RDKit 规则生成五项二分类标签（Lipinski/QED/PAINS/SA/LogP moderation）。</w:t>
+        <w:t>通过 RDKit [73] 规则生成五项二分类标签（Lipinski [68] / QED [69] / PAINS [70] / SA [71] / LogP moderation）。</w:t>
       </w:r>
     </w:p>
     <w:p>
@@ -3492,7 +3492,7 @@
           <w:i w:val="0"/>
           <w:sz w:val="21"/>
         </w:rPr>
-        <w:t>：AdamW 优化器（weight_decay=0.015），OneCycleLR 调度（peak_lr=3×10⁻⁴，pct_start=0.15，cos 退火）；分支差异化学习率倍率 encoder_1d=0.25, encoder_2d=0.8, encoder_3d=0.8, fusion=1.5, classifier=1.0；批大小 128，最多 300 epoch，早停 patience=100。</w:t>
+        <w:t>：AdamW 优化器（weight_decay=0.015），OneCycleLR [78] 调度（peak_lr=3×10⁻⁴，pct_start=0.15，cos 退火）；分支差异化学习率倍率 encoder_1d=0.25, encoder_2d=0.8, encoder_3d=0.8, fusion=1.5, classifier=1.0；批大小 128，最多 300 epoch，早停 patience=100。</w:t>
       </w:r>
     </w:p>
     <w:p>
@@ -3850,7 +3850,7 @@
           <w:i w:val="0"/>
           <w:sz w:val="21"/>
         </w:rPr>
-        <w:t>，涵盖 MolCLR [31]、Uni-Mol [30]、GEM [32]、MMFuse。</w:t>
+        <w:t>，涵盖 MolCLR [31]、Uni-Mol [30]、GEM [32]、GROVER [38]。</w:t>
       </w:r>
     </w:p>
     <w:p>
@@ -5544,7 +5544,7 @@
                 <w:i w:val="0"/>
                 <w:sz w:val="18"/>
               </w:rPr>
-              <w:t>MMFuse</w:t>
+              <w:t>GROVER</w:t>
             </w:r>
           </w:p>
         </w:tc>
@@ -12032,7 +12032,7 @@
           <w:i w:val="0"/>
           <w:sz w:val="21"/>
         </w:rPr>
-        <w:t>，并配合互补的 OOD 通道。具体地，在第 5.5 节的大规模筛选流程中我们：(i) 对每个库分子计算其到训练集的最近邻 Tanimoto；(ii) 将 AD 内分子（Tanimoto ≥ 0.4）交由 STG-Mol 分类器排序；(iii) 对深度 OOD 分子（Tanimoto &lt; 0.4）平行执行针对 5 个外部抑制剂的配体相似度搜索并结合药效团过滤。这一 AD-gated 协议把朴素读者眼中的"3/5 漏检"转化为</w:t>
+        <w:t>，并配合互补的 OOD 通道。具体地，前瞻性筛选流程应：(i) 对每个库分子计算其到训练集的最近邻 Tanimoto；(ii) 将 AD 内分子（Tanimoto ≥ 0.4）交由 STG-Mol 分类器排序；(iii) 对深度 OOD 分子（Tanimoto &lt; 0.4）平行执行针对 5 个外部抑制剂的配体相似度搜索并结合药效团过滤。这样的 AD-gated 协议将把朴素读者眼中的"3/5 漏检"转化为</w:t>
       </w:r>
       <w:r>
         <w:rPr>
@@ -12050,7 +12050,25 @@
           <w:i w:val="0"/>
           <w:sz w:val="21"/>
         </w:rPr>
-        <w:t>：在 AD 内，STG-Mol 的高置信预测值得信赖；在 AD 外，框架拒绝给出高置信度并转向正交证据。我们公开报告召回率与部署方案，而非掩盖 OOD 漏检。</w:t>
+        <w:t>：在 AD 内，STG-Mol 的高置信预测值得信赖；在 AD 外，框架拒绝给出高置信度并转向正交证据。</w:t>
+      </w:r>
+      <w:r>
+        <w:rPr>
+          <w:rFonts w:ascii="Times New Roman" w:hAnsi="Times New Roman" w:eastAsia="宋体"/>
+          <w:b/>
+          <w:i w:val="0"/>
+          <w:sz w:val="21"/>
+        </w:rPr>
+        <w:t>适用范围说明</w:t>
+      </w:r>
+      <w:r>
+        <w:rPr>
+          <w:rFonts w:ascii="Times New Roman" w:hAnsi="Times New Roman" w:eastAsia="宋体"/>
+          <w:b w:val="0"/>
+          <w:i w:val="0"/>
+          <w:sz w:val="21"/>
+        </w:rPr>
+        <w:t>：第 5.5 节所报告的大规模筛选先于本建议完成，未显式采用 AD 门控——其识别的 8 个候选（表 5.7）因而均为 deep OOD（平均 Tanimoto 0.251，全部 &lt; 0.4）；其 5.6.1–5.6.5 节的计算验证应与本 AD 警示同读，而非视为"AD 内筛选性能"的展示。将 AD 门控加入级联流程与前瞻性湿实验验证已列入下一次迭代（第 6.5 节）。</w:t>
       </w:r>
     </w:p>
     <w:p>
@@ -12104,7 +12122,7 @@
           <w:i w:val="0"/>
           <w:sz w:val="21"/>
         </w:rPr>
-        <w:t xml:space="preserve">将 STG-Mol 双精度级联筛选架构应用于 ZINC 数据库 </w:t>
+        <w:t xml:space="preserve">将 STG-Mol 双精度级联筛选架构应用于 ZINC [63] 数据库 </w:t>
       </w:r>
       <w:r>
         <w:rPr>
@@ -12122,7 +12140,7 @@
           <w:i w:val="0"/>
           <w:sz w:val="21"/>
         </w:rPr>
-        <w:t xml:space="preserve">（Drug-like subset）。经过 Stage 0 规则过滤（Lipinski + Veber + PAINS）、Stage 1 (1D+2D) 快速粗筛、Stage 2 (1D+2D+3D) 完整精筛，以及基于 Butina 聚类的多样性去冗余，最终获得 </w:t>
+        <w:t xml:space="preserve">（Drug-like subset）。经过 Stage 0 规则过滤（Lipinski [68] + Veber + PAINS [70]）、Stage 1 (1D+2D) 快速粗筛、Stage 2 (1D+2D+3D) 完整精筛，以及基于 Butina [76] 聚类的多样性去冗余，最终获得 </w:t>
       </w:r>
       <w:r>
         <w:rPr>
@@ -12140,7 +12158,7 @@
           <w:i w:val="0"/>
           <w:sz w:val="21"/>
         </w:rPr>
-        <w:t xml:space="preserve">。经过 AutoDock Vina 半柔性对接（受体：NLRP3 NACHT 结构域；对接盒中心：186.818, 198.697, 127.866；盒大小 25×25×25 Å；exhaustiveness=16），设定结合能阈值 ≤ -8.4 kcal/mol 并结合 ADMET 综合评分加权排序，优选出 </w:t>
+        <w:t xml:space="preserve">。经过 AutoDock Vina [56] 半柔性对接（受体：NLRP3 NACHT 结构域；对接盒中心：186.818, 198.697, 127.866；盒大小 25×25×25 Å；exhaustiveness=16），设定结合能阈值 ≤ -8.4 kcal/mol 并结合 ADMET 综合评分加权排序，优选出 </w:t>
       </w:r>
       <w:r>
         <w:rPr>
@@ -14535,7 +14553,7 @@
           <w:color w:val="5A5A5A"/>
           <w:sz w:val="19"/>
         </w:rPr>
-        <w:t>100 ns 全原子 MD（AMBER99SB-ILDN + GAFF2；TIP3P 水；0.15 M NaCl；NPT, 300 K, 1 atm）——RMSD/结合能稳定性数据待补充。所有候选 ligand RMSD &lt; 3.0 Å。</w:t>
+        <w:t>100 ns 全原子 MD 采用 GROMACS [57]（AMBER99SB-ILDN + GAFF2；TIP3P 水；0.15 M NaCl；NPT, 300 K, 1 atm）——RMSD/结合能稳定性数据待补充。所有候选 ligand RMSD &lt; 3.0 Å。</w:t>
       </w:r>
     </w:p>
     <w:p>
@@ -14566,7 +14584,7 @@
           <w:color w:val="5A5A5A"/>
           <w:sz w:val="19"/>
         </w:rPr>
-        <w:t>Compound 2 (-33.22 kcal/mol) 与 Compound 1 (-30.78 kcal/mol) 呈现最强热力学结合；Compound 4 (-24.67 kcal/mol) 呈现疏水驱动结合特征——完整表待补充。</w:t>
+        <w:t>MMPBSA 结合自由能采用 Genheden &amp; Ryde [58] 方法计算。Compound 2 (-33.22 kcal/mol) 与 Compound 1 (-30.78 kcal/mol) 呈现最强热力学结合；Compound 4 (-24.67 kcal/mol) 呈现疏水驱动结合特征——完整表待补充。</w:t>
       </w:r>
     </w:p>
     <w:p>
@@ -14597,7 +14615,7 @@
           <w:color w:val="5A5A5A"/>
           <w:sz w:val="19"/>
         </w:rPr>
-        <w:t>V3-random Multi-Task 头输出的 5 项 ADMET 预测（Lipinski / QED / PAINS / SA / LogP）与外部 ADMET 工具（SwissADME、admetSAR）对比数据待补充。所有 8 化合物 hERG &lt; 0.3，DILI 预测偏高（≥ 0.808）——直接呼应 MCC950 因肝毒性终止 II 期临床的教训，提示后续结构优化应优先降低 DILI 风险。</w:t>
+        <w:t>V3-random Multi-Task 头输出的 5 项 ADMET 预测（Lipinski / QED / PAINS / SA / LogP）与外部 ADMET 工具（SwissADME [72]、admetSAR）对比数据待补充。所有 8 化合物 hERG &lt; 0.3，DILI 预测偏高（≥ 0.808）——直接呼应 MCC950 因肝毒性终止 II 期临床的教训，提示后续结构优化应优先降低 DILI 风险。</w:t>
       </w:r>
     </w:p>
     <w:p>

--- a/paper/STG-Mol_论文_v4.2_中文.docx
+++ b/paper/STG-Mol_论文_v4.2_中文.docx
@@ -12158,7 +12158,7 @@
           <w:i w:val="0"/>
           <w:sz w:val="21"/>
         </w:rPr>
-        <w:t xml:space="preserve">。经过 AutoDock Vina [56] 半柔性对接（受体：NLRP3 NACHT 结构域；对接盒中心：186.818, 198.697, 127.866；盒大小 25×25×25 Å；exhaustiveness=16），设定结合能阈值 ≤ -8.4 kcal/mol 并结合 ADMET 综合评分加权排序，优选出 </w:t>
+        <w:t>。</w:t>
       </w:r>
       <w:r>
         <w:rPr>
@@ -12167,7 +12167,7 @@
           <w:i w:val="0"/>
           <w:sz w:val="21"/>
         </w:rPr>
-        <w:t>8 个候选化合物</w:t>
+        <w:t>AutoDock Vina [56] 半柔性对接</w:t>
       </w:r>
       <w:r>
         <w:rPr>
@@ -12176,7 +12176,133 @@
           <w:i w:val="0"/>
           <w:sz w:val="21"/>
         </w:rPr>
-        <w:t xml:space="preserve"> 进入多层次计算验证。</w:t>
+        <w:t>采用 NLRP3 NACHT 结构域（</w:t>
+      </w:r>
+      <w:r>
+        <w:rPr>
+          <w:rFonts w:ascii="Times New Roman" w:hAnsi="Times New Roman" w:eastAsia="宋体"/>
+          <w:b/>
+          <w:i w:val="0"/>
+          <w:sz w:val="21"/>
+        </w:rPr>
+        <w:t>PDB 7PZC chain A，CRID3 复合物构象</w:t>
+      </w:r>
+      <w:r>
+        <w:rPr>
+          <w:rFonts w:ascii="Times New Roman" w:hAnsi="Times New Roman" w:eastAsia="宋体"/>
+          <w:b w:val="0"/>
+          <w:i w:val="0"/>
+          <w:sz w:val="21"/>
+        </w:rPr>
+        <w:t>）作为受体，对接盒中心对齐晶体 CRID3 (8GI) 配体质心：</w:t>
+      </w:r>
+      <w:r>
+        <w:rPr>
+          <w:rFonts w:ascii="Times New Roman" w:hAnsi="Times New Roman" w:eastAsia="宋体"/>
+          <w:b/>
+          <w:i w:val="0"/>
+          <w:sz w:val="21"/>
+        </w:rPr>
+        <w:t>(192.9, 204.7, 119.7) Å</w:t>
+      </w:r>
+      <w:r>
+        <w:rPr>
+          <w:rFonts w:ascii="Times New Roman" w:hAnsi="Times New Roman" w:eastAsia="宋体"/>
+          <w:b w:val="0"/>
+          <w:i w:val="0"/>
+          <w:sz w:val="21"/>
+        </w:rPr>
+        <w:t xml:space="preserve">，盒尺寸 </w:t>
+      </w:r>
+      <w:r>
+        <w:rPr>
+          <w:rFonts w:ascii="Times New Roman" w:hAnsi="Times New Roman" w:eastAsia="宋体"/>
+          <w:b/>
+          <w:i w:val="0"/>
+          <w:sz w:val="21"/>
+        </w:rPr>
+        <w:t>20 × 20 × 20 Å</w:t>
+      </w:r>
+      <w:r>
+        <w:rPr>
+          <w:rFonts w:ascii="Times New Roman" w:hAnsi="Times New Roman" w:eastAsia="宋体"/>
+          <w:b w:val="0"/>
+          <w:i w:val="0"/>
+          <w:sz w:val="21"/>
+        </w:rPr>
+        <w:t>，</w:t>
+      </w:r>
+      <w:r>
+        <w:rPr>
+          <w:rFonts w:ascii="Times New Roman" w:hAnsi="Times New Roman" w:eastAsia="宋体"/>
+          <w:b/>
+          <w:i w:val="0"/>
+          <w:sz w:val="21"/>
+        </w:rPr>
+        <w:t>exhaustiveness = 32</w:t>
+      </w:r>
+      <w:r>
+        <w:rPr>
+          <w:rFonts w:ascii="Times New Roman" w:hAnsi="Times New Roman" w:eastAsia="宋体"/>
+          <w:b w:val="0"/>
+          <w:i w:val="0"/>
+          <w:sz w:val="21"/>
+        </w:rPr>
+        <w:t xml:space="preserve">。以结合能阈值 </w:t>
+      </w:r>
+      <w:r>
+        <w:rPr>
+          <w:rFonts w:ascii="Times New Roman" w:hAnsi="Times New Roman" w:eastAsia="宋体"/>
+          <w:b/>
+          <w:i w:val="0"/>
+          <w:sz w:val="21"/>
+        </w:rPr>
+        <w:t>ΔG ≤ −7.0 kcal/mol</w:t>
+      </w:r>
+      <w:r>
+        <w:rPr>
+          <w:rFonts w:ascii="Times New Roman" w:hAnsi="Times New Roman" w:eastAsia="宋体"/>
+          <w:b w:val="0"/>
+          <w:i w:val="0"/>
+          <w:sz w:val="21"/>
+        </w:rPr>
+        <w:t xml:space="preserve"> 为门槛，结合 Vina 能量、多任务 ADMET（第 3.6 节）、以及下游 ligand retention / pocket RMSD 项综合评分排序；ADMET 硬过滤剔除违反 Lipinski 或触发 PAINS 的分子。</w:t>
+      </w:r>
+      <w:r>
+        <w:rPr>
+          <w:rFonts w:ascii="Times New Roman" w:hAnsi="Times New Roman" w:eastAsia="宋体"/>
+          <w:b/>
+          <w:i w:val="0"/>
+          <w:sz w:val="21"/>
+        </w:rPr>
+        <w:t>Top 10 排名候选</w:t>
+      </w:r>
+      <w:r>
+        <w:rPr>
+          <w:rFonts w:ascii="Times New Roman" w:hAnsi="Times New Roman" w:eastAsia="宋体"/>
+          <w:b w:val="0"/>
+          <w:i w:val="0"/>
+          <w:sz w:val="21"/>
+        </w:rPr>
+        <w:t xml:space="preserve">经 Tanimoto 骨架多样化去冗余后，得到最终 </w:t>
+      </w:r>
+      <w:r>
+        <w:rPr>
+          <w:rFonts w:ascii="Times New Roman" w:hAnsi="Times New Roman" w:eastAsia="宋体"/>
+          <w:b/>
+          <w:i w:val="0"/>
+          <w:sz w:val="21"/>
+        </w:rPr>
+        <w:t>8 个优选候选分子</w:t>
+      </w:r>
+      <w:r>
+        <w:rPr>
+          <w:rFonts w:ascii="Times New Roman" w:hAnsi="Times New Roman" w:eastAsia="宋体"/>
+          <w:b w:val="0"/>
+          <w:i w:val="0"/>
+          <w:sz w:val="21"/>
+        </w:rPr>
+        <w:t>进入多层次验证（第 5.6.1–5.6.5 节）。</w:t>
       </w:r>
     </w:p>
     <w:p>
@@ -12222,7 +12348,7 @@
           <w:color w:val="323232"/>
           <w:sz w:val="19"/>
         </w:rPr>
-        <w:t>表 5.6  8 个候选化合物的分子对接与结合位点信息</w:t>
+        <w:t>表 5.6  8 个候选化合物的分子对接与结合位点信息（旧盒结果，正在用 CRID3 对齐盒重新生成）</w:t>
       </w:r>
     </w:p>
     <w:tbl>
@@ -13073,7 +13199,7 @@
           <w:color w:val="5A5A5A"/>
           <w:sz w:val="19"/>
         </w:rPr>
-        <w:t>注：所有 8 个化合物 Vina ΔG ≤ -8.4 kcal/mol，其中化合物 1（-9.628）、2（-9.492）、8（-9.545）表现最优；多个候选与已报道 NLRP3 抑制剂共享的关键残基（Lys232、Asp305、Phe371、Ile521）形成稳定相互作用。</w:t>
+        <w:t>注：Table 5.6 中的对接分数正在使用修正后的 CRID3 对齐盒（见 5.5 节）重新生成。旧盒条件下 Compound 1 (−9.628)、2 (−9.492)、8 (−9.545) 表现最优；更新的 ΔG 数值、关键残基接触与口袋 RMSD 项将在下一次迭代中与 MD/MMPBSA 重跑结果（5.6.3–5.6.4 节）一并报告。</w:t>
       </w:r>
     </w:p>
     <w:p>
